--- a/2 semestr/lab7/doc/Лаболаторна робота 7.docx
+++ b/2 semestr/lab7/doc/Лаболаторна робота 7.docx
@@ -16109,6 +16109,9 @@
         <w:spacing w:after="0"/>
         <w:ind w:firstLine="708"/>
         <w:jc w:val="both"/>
+        <w:rPr>
+          <w:lang w:val="en-US"/>
+        </w:rPr>
       </w:pPr>
       <w:r>
         <w:t xml:space="preserve">У ході виконання лабораторної роботи було створено п’ять тригерів різних типів: AFTER INSERT, AFTER UPDATE, INSTEAD OF DELETE, DDL та LOGON. Кожен тригер реалізує окреме бізнес-правило, спрямоване на забезпечення цілісності даних, контроль за діями користувачів або логування змін у базі даних. Особливу увагу було приділено безпечному створенню LOGON тригера з обробкою виключень, що дозволяє уникнути блокування доступу. Результати виконання були перевірені на практиці, всі тригери спрацювали відповідно до очікуваної логіки. </w:t>
